--- a/app/document_templates/nr18.docx
+++ b/app/document_templates/nr18.docx
@@ -1027,7 +1027,6 @@
         <w:rPr>
           <w:b/>
           <w:sz w:val="24"/>
-          <w:highlight w:val="yellow"/>
         </w:rPr>
         <w:t>{{ nome_funcionario }}</w:t>
       </w:r>
@@ -1038,7 +1037,6 @@
         <w:rPr>
           <w:b/>
           <w:sz w:val="24"/>
-          <w:highlight w:val="yellow"/>
         </w:rPr>
         <w:t>{{ cpf_funcionario }}</w:t>
       </w:r>
@@ -1253,7 +1251,6 @@
           <w:rFonts w:ascii="Arial" w:hAnsi="Arial" w:cs="Arial"/>
           <w:sz w:val="28"/>
           <w:szCs w:val="28"/>
-          <w:highlight w:val="cyan"/>
         </w:rPr>
         <w:t>{{ razao_social }}</w:t>
       </w:r>
@@ -1262,7 +1259,6 @@
           <w:rFonts w:ascii="Arial" w:hAnsi="Arial" w:cs="Arial"/>
           <w:sz w:val="28"/>
           <w:szCs w:val="28"/>
-          <w:highlight w:val="cyan"/>
         </w:rPr>
         <w:t xml:space="preserve"/>
       </w:r>
@@ -1271,7 +1267,6 @@
           <w:rFonts w:ascii="Arial" w:hAnsi="Arial" w:cs="Arial"/>
           <w:sz w:val="28"/>
           <w:szCs w:val="28"/>
-          <w:highlight w:val="cyan"/>
         </w:rPr>
         <w:t xml:space="preserve"/>
       </w:r>
@@ -1280,7 +1275,6 @@
           <w:rFonts w:ascii="Arial" w:hAnsi="Arial" w:cs="Arial"/>
           <w:sz w:val="28"/>
           <w:szCs w:val="28"/>
-          <w:highlight w:val="cyan"/>
         </w:rPr>
         <w:t/>
       </w:r>
@@ -1289,7 +1283,6 @@
           <w:rFonts w:ascii="Arial" w:hAnsi="Arial" w:cs="Arial"/>
           <w:sz w:val="24"/>
           <w:szCs w:val="24"/>
-          <w:highlight w:val="cyan"/>
         </w:rPr>
         <w:t xml:space="preserve"/>
       </w:r>
@@ -1298,7 +1291,6 @@
           <w:rFonts w:ascii="Arial" w:hAnsi="Arial" w:cs="Arial"/>
           <w:sz w:val="24"/>
           <w:szCs w:val="24"/>
-          <w:highlight w:val="cyan"/>
         </w:rPr>
         <w:t/>
       </w:r>
@@ -1307,7 +1299,6 @@
           <w:rFonts w:ascii="Arial" w:hAnsi="Arial" w:cs="Arial"/>
           <w:sz w:val="28"/>
           <w:szCs w:val="28"/>
-          <w:highlight w:val="cyan"/>
         </w:rPr>
         <w:t xml:space="preserve">, Inscrita no </w:t>
       </w:r>
@@ -1317,7 +1308,6 @@
           <w:w w:val="95"/>
           <w:sz w:val="28"/>
           <w:szCs w:val="28"/>
-          <w:highlight w:val="cyan"/>
         </w:rPr>
         <w:t xml:space="preserve"> - </w:t>
       </w:r>
@@ -1327,7 +1317,6 @@
           <w:w w:val="95"/>
           <w:sz w:val="24"/>
           <w:szCs w:val="24"/>
-          <w:highlight w:val="cyan"/>
         </w:rPr>
         <w:t>CNPJ</w:t>
       </w:r>
@@ -1337,7 +1326,6 @@
           <w:w w:val="95"/>
           <w:sz w:val="28"/>
           <w:szCs w:val="28"/>
-          <w:highlight w:val="cyan"/>
         </w:rPr>
         <w:t xml:space="preserve">: </w:t>
       </w:r>
@@ -1347,7 +1335,6 @@
           <w:w w:val="95"/>
           <w:sz w:val="28"/>
           <w:szCs w:val="28"/>
-          <w:highlight w:val="cyan"/>
         </w:rPr>
         <w:t>{{ cnpj }}</w:t>
       </w:r>
@@ -1357,7 +1344,6 @@
           <w:w w:val="95"/>
           <w:sz w:val="28"/>
           <w:szCs w:val="28"/>
-          <w:highlight w:val="cyan"/>
         </w:rPr>
         <w:t>.</w:t>
       </w:r>
@@ -1375,7 +1361,6 @@
           <w:rFonts w:ascii="Arial" w:hAnsi="Arial" w:cs="Arial"/>
           <w:sz w:val="28"/>
           <w:szCs w:val="28"/>
-          <w:highlight w:val="cyan"/>
         </w:rPr>
         <w:t>{{ endereco_completo }}</w:t>
       </w:r>
@@ -1392,7 +1377,6 @@
           <w:rFonts w:ascii="Arial" w:hAnsi="Arial" w:cs="Arial"/>
           <w:sz w:val="28"/>
           <w:szCs w:val="28"/>
-          <w:highlight w:val="cyan"/>
         </w:rPr>
         <w:t/>
       </w:r>
@@ -1401,7 +1385,6 @@
           <w:rFonts w:ascii="Arial" w:hAnsi="Arial" w:cs="Arial"/>
           <w:sz w:val="28"/>
           <w:szCs w:val="28"/>
-          <w:highlight w:val="cyan"/>
         </w:rPr>
         <w:t xml:space="preserve"/>
       </w:r>
@@ -1410,7 +1393,6 @@
           <w:rFonts w:ascii="Arial" w:hAnsi="Arial" w:cs="Arial"/>
           <w:sz w:val="28"/>
           <w:szCs w:val="28"/>
-          <w:highlight w:val="cyan"/>
         </w:rPr>
         <w:t/>
       </w:r>
@@ -1419,7 +1401,6 @@
           <w:rFonts w:ascii="Arial" w:hAnsi="Arial" w:cs="Arial"/>
           <w:sz w:val="28"/>
           <w:szCs w:val="28"/>
-          <w:highlight w:val="cyan"/>
         </w:rPr>
         <w:t xml:space="preserve"/>
       </w:r>
@@ -1428,7 +1409,6 @@
           <w:rFonts w:ascii="Arial" w:hAnsi="Arial" w:cs="Arial"/>
           <w:sz w:val="28"/>
           <w:szCs w:val="28"/>
-          <w:highlight w:val="cyan"/>
         </w:rPr>
         <w:t xml:space="preserve"/>
       </w:r>
@@ -1437,7 +1417,6 @@
           <w:rFonts w:ascii="Arial" w:hAnsi="Arial" w:cs="Arial"/>
           <w:sz w:val="28"/>
           <w:szCs w:val="28"/>
-          <w:highlight w:val="cyan"/>
         </w:rPr>
         <w:t xml:space="preserve"/>
       </w:r>
@@ -1446,7 +1425,6 @@
           <w:rFonts w:ascii="Arial" w:hAnsi="Arial" w:cs="Arial"/>
           <w:sz w:val="28"/>
           <w:szCs w:val="28"/>
-          <w:highlight w:val="cyan"/>
         </w:rPr>
         <w:t xml:space="preserve"/>
       </w:r>
@@ -1455,7 +1433,6 @@
           <w:rFonts w:ascii="Arial" w:hAnsi="Arial" w:cs="Arial"/>
           <w:sz w:val="28"/>
           <w:szCs w:val="28"/>
-          <w:highlight w:val="cyan"/>
         </w:rPr>
         <w:t xml:space="preserve"/>
       </w:r>
@@ -1464,7 +1441,6 @@
           <w:rFonts w:ascii="Arial" w:hAnsi="Arial" w:cs="Arial"/>
           <w:sz w:val="28"/>
           <w:szCs w:val="28"/>
-          <w:highlight w:val="cyan"/>
         </w:rPr>
         <w:t/>
       </w:r>
@@ -1473,7 +1449,6 @@
           <w:rFonts w:ascii="Arial" w:hAnsi="Arial" w:cs="Arial"/>
           <w:sz w:val="28"/>
           <w:szCs w:val="28"/>
-          <w:highlight w:val="cyan"/>
         </w:rPr>
         <w:t/>
       </w:r>
@@ -1482,7 +1457,6 @@
           <w:rFonts w:ascii="Arial" w:hAnsi="Arial" w:cs="Arial"/>
           <w:sz w:val="28"/>
           <w:szCs w:val="28"/>
-          <w:highlight w:val="cyan"/>
         </w:rPr>
         <w:t xml:space="preserve"/>
       </w:r>
@@ -1492,7 +1466,6 @@
           <w:rFonts w:ascii="Arial" w:hAnsi="Arial" w:cs="Arial"/>
           <w:sz w:val="28"/>
           <w:szCs w:val="28"/>
-          <w:highlight w:val="cyan"/>
         </w:rPr>
         <w:t/>
       </w:r>
@@ -1579,7 +1552,6 @@
           <w:spacing w:val="-7"/>
           <w:sz w:val="32"/>
           <w:szCs w:val="20"/>
-          <w:highlight w:val="yellow"/>
         </w:rPr>
         <w:t/>
       </w:r>
@@ -1588,7 +1560,6 @@
           <w:spacing w:val="-7"/>
           <w:sz w:val="32"/>
           <w:szCs w:val="20"/>
-          <w:highlight w:val="yellow"/>
         </w:rPr>
         <w:t/>
       </w:r>
@@ -1597,7 +1568,6 @@
           <w:spacing w:val="-7"/>
           <w:sz w:val="32"/>
           <w:szCs w:val="20"/>
-          <w:highlight w:val="yellow"/>
         </w:rPr>
         <w:t xml:space="preserve"/>
       </w:r>
@@ -1605,7 +1575,6 @@
         <w:rPr>
           <w:sz w:val="32"/>
           <w:szCs w:val="20"/>
-          <w:highlight w:val="yellow"/>
         </w:rPr>
         <w:t/>
       </w:r>
@@ -1613,7 +1582,6 @@
         <w:rPr>
           <w:sz w:val="32"/>
           <w:szCs w:val="20"/>
-          <w:highlight w:val="yellow"/>
         </w:rPr>
         <w:t xml:space="preserve"/>
       </w:r>
@@ -1621,7 +1589,6 @@
         <w:rPr>
           <w:sz w:val="32"/>
           <w:szCs w:val="20"/>
-          <w:highlight w:val="yellow"/>
         </w:rPr>
         <w:t/>
       </w:r>
@@ -1630,7 +1597,6 @@
           <w:spacing w:val="-5"/>
           <w:sz w:val="32"/>
           <w:szCs w:val="20"/>
-          <w:highlight w:val="yellow"/>
         </w:rPr>
         <w:t xml:space="preserve"/>
       </w:r>
@@ -1638,7 +1604,6 @@
         <w:rPr>
           <w:sz w:val="32"/>
           <w:szCs w:val="20"/>
-          <w:highlight w:val="yellow"/>
         </w:rPr>
         <w:t/>
       </w:r>
@@ -1647,7 +1612,6 @@
           <w:spacing w:val="-9"/>
           <w:sz w:val="32"/>
           <w:szCs w:val="20"/>
-          <w:highlight w:val="yellow"/>
         </w:rPr>
         <w:t xml:space="preserve"/>
       </w:r>
@@ -1655,7 +1619,6 @@
         <w:rPr>
           <w:sz w:val="32"/>
           <w:szCs w:val="20"/>
-          <w:highlight w:val="yellow"/>
         </w:rPr>
         <w:t/>
       </w:r>
@@ -1663,7 +1626,6 @@
         <w:rPr>
           <w:sz w:val="32"/>
           <w:szCs w:val="20"/>
-          <w:highlight w:val="yellow"/>
         </w:rPr>
         <w:t/>
       </w:r>
@@ -2170,7 +2132,6 @@
                                 <w:bCs/>
                                 <w:sz w:val="18"/>
                                 <w:szCs w:val="18"/>
-                                <w:highlight w:val="yellow"/>
                                 <w:lang w:val="pt-BR"/>
                               </w:rPr>
                               <w:t>{{ nome_funcionario }}</w:t>
@@ -2292,7 +2253,6 @@
                                 <w:bCs/>
                                 <w:sz w:val="16"/>
                                 <w:szCs w:val="16"/>
-                                <w:highlight w:val="cyan"/>
                                 <w:lang w:val="pt-BR"/>
                               </w:rPr>
                               <w:t xml:space="preserve">{{ razao_social }}</w:t>
@@ -2304,7 +2264,6 @@
                                 <w:bCs/>
                                 <w:sz w:val="16"/>
                                 <w:szCs w:val="16"/>
-                                <w:highlight w:val="cyan"/>
                                 <w:lang w:val="pt-BR"/>
                               </w:rPr>
                               <w:t xml:space="preserve"/>
@@ -2316,7 +2275,6 @@
                                 <w:bCs/>
                                 <w:sz w:val="16"/>
                                 <w:szCs w:val="16"/>
-                                <w:highlight w:val="cyan"/>
                                 <w:lang w:val="pt-BR"/>
                               </w:rPr>
                               <w:t/>
@@ -2328,7 +2286,6 @@
                                 <w:bCs/>
                                 <w:sz w:val="16"/>
                                 <w:szCs w:val="16"/>
-                                <w:highlight w:val="cyan"/>
                                 <w:lang w:val="pt-BR"/>
                               </w:rPr>
                               <w:t/>
@@ -2340,7 +2297,6 @@
                                 <w:bCs/>
                                 <w:sz w:val="16"/>
                                 <w:szCs w:val="16"/>
-                                <w:highlight w:val="cyan"/>
                                 <w:lang w:val="pt-BR"/>
                               </w:rPr>
                               <w:t xml:space="preserve"/>
@@ -2419,7 +2375,6 @@
                                 <w:bCs/>
                                 <w:sz w:val="18"/>
                                 <w:szCs w:val="18"/>
-                                <w:highlight w:val="cyan"/>
                                 <w:lang w:val="pt-BR"/>
                               </w:rPr>
                               <w:t xml:space="preserve">CNPJ: </w:t>
@@ -2431,7 +2386,6 @@
                                 <w:bCs/>
                                 <w:sz w:val="18"/>
                                 <w:szCs w:val="18"/>
-                                <w:highlight w:val="cyan"/>
                                 <w:lang w:val="pt-BR"/>
                               </w:rPr>
                               <w:t>{{ cnpj }}</w:t>
@@ -2897,7 +2851,6 @@
                           <w:bCs/>
                           <w:sz w:val="18"/>
                           <w:szCs w:val="18"/>
-                          <w:highlight w:val="yellow"/>
                           <w:lang w:val="pt-BR"/>
                         </w:rPr>
                         <w:t>{{ nome_funcionario }}</w:t>
@@ -3019,7 +2972,6 @@
                           <w:bCs/>
                           <w:sz w:val="16"/>
                           <w:szCs w:val="16"/>
-                          <w:highlight w:val="cyan"/>
                           <w:lang w:val="pt-BR"/>
                         </w:rPr>
                         <w:t xml:space="preserve">{{ razao_social }}</w:t>
@@ -3031,7 +2983,6 @@
                           <w:bCs/>
                           <w:sz w:val="16"/>
                           <w:szCs w:val="16"/>
-                          <w:highlight w:val="cyan"/>
                           <w:lang w:val="pt-BR"/>
                         </w:rPr>
                         <w:t xml:space="preserve"/>
@@ -3043,7 +2994,6 @@
                           <w:bCs/>
                           <w:sz w:val="16"/>
                           <w:szCs w:val="16"/>
-                          <w:highlight w:val="cyan"/>
                           <w:lang w:val="pt-BR"/>
                         </w:rPr>
                         <w:t/>
@@ -3055,7 +3005,6 @@
                           <w:bCs/>
                           <w:sz w:val="16"/>
                           <w:szCs w:val="16"/>
-                          <w:highlight w:val="cyan"/>
                           <w:lang w:val="pt-BR"/>
                         </w:rPr>
                         <w:t/>
@@ -3067,7 +3016,6 @@
                           <w:bCs/>
                           <w:sz w:val="16"/>
                           <w:szCs w:val="16"/>
-                          <w:highlight w:val="cyan"/>
                           <w:lang w:val="pt-BR"/>
                         </w:rPr>
                         <w:t xml:space="preserve"/>
@@ -3146,7 +3094,6 @@
                           <w:bCs/>
                           <w:sz w:val="18"/>
                           <w:szCs w:val="18"/>
-                          <w:highlight w:val="cyan"/>
                           <w:lang w:val="pt-BR"/>
                         </w:rPr>
                         <w:t xml:space="preserve">CNPJ: </w:t>
@@ -3158,7 +3105,6 @@
                           <w:bCs/>
                           <w:sz w:val="18"/>
                           <w:szCs w:val="18"/>
-                          <w:highlight w:val="cyan"/>
                           <w:lang w:val="pt-BR"/>
                         </w:rPr>
                         <w:t>{{ cnpj }}</w:t>
